--- a/Modelo_AFZ.docx
+++ b/Modelo_AFZ.docx
@@ -613,30 +613,6 @@
           <w14:ligatures w14:val="none"/>
         </w:rPr>
       </w:pPr>
-      <w:r>
-        <w:rPr>
-          <w:rFonts w:eastAsia="Times New Roman" w:cs="Arial" w:ascii="Arial" w:hAnsi="Arial"/>
-          <w:color w:val="000000"/>
-          <w:spacing w:val="-2"/>
-          <w:kern w:val="2"/>
-          <w:shd w:fill="D9D9D9" w:val="clear"/>
-          <w:lang w:val="pt-PT" w:eastAsia="pt-BR"/>
-          <w14:ligatures w14:val="none"/>
-        </w:rPr>
-        <w:t>A1</w:t>
-      </w:r>
-      <w:r>
-        <w:rPr>
-          <w:rFonts w:eastAsia="Times New Roman" w:cs="Arial" w:ascii="Arial" w:hAnsi="Arial"/>
-          <w:color w:val="000000"/>
-          <w:spacing w:val="-4"/>
-          <w:kern w:val="2"/>
-          <w:shd w:fill="D9D9D9" w:val="clear"/>
-          <w:lang w:val="pt-PT" w:eastAsia="pt-BR"/>
-          <w14:ligatures w14:val="none"/>
-        </w:rPr>
-        <w:t xml:space="preserve"> </w:t>
-      </w:r>
       <w:r>
         <w:rPr>
           <w:rFonts w:eastAsia="Times New Roman" w:cs="Arial" w:ascii="Arial" w:hAnsi="Arial"/>
